--- a/docs/03_MVP_Feature_Specification_v1.0.docx
+++ b/docs/03_MVP_Feature_Specification_v1.0.docx
@@ -19,6 +19,14 @@
     </w:p>
     <w:sdt>
       <w:sdtPr>
+        <w:rPr>
+          <w:rFonts w:asciiTheme="minorHAnsi" w:eastAsiaTheme="minorEastAsia" w:hAnsiTheme="minorHAnsi" w:cstheme="minorBidi"/>
+          <w:b w:val="0"/>
+          <w:bCs w:val="0"/>
+          <w:color w:val="auto"/>
+          <w:sz w:val="22"/>
+          <w:szCs w:val="22"/>
+        </w:rPr>
         <w:id w:val="-1750571933"/>
         <w:docPartObj>
           <w:docPartGallery w:val="Table of Contents"/>
@@ -27,11 +35,7 @@
       </w:sdtPr>
       <w:sdtEndPr>
         <w:rPr>
-          <w:rFonts w:asciiTheme="minorHAnsi" w:eastAsiaTheme="minorEastAsia" w:hAnsiTheme="minorHAnsi" w:cstheme="minorBidi"/>
           <w:noProof/>
-          <w:color w:val="auto"/>
-          <w:sz w:val="22"/>
-          <w:szCs w:val="22"/>
         </w:rPr>
       </w:sdtEndPr>
       <w:sdtContent>
@@ -6680,7 +6684,6 @@
       </w:pPr>
       <w:bookmarkStart w:id="1" w:name="_Toc235196752"/>
       <w:r>
-        <w:lastRenderedPageBreak/>
         <w:t>1. Document Overview</w:t>
       </w:r>
       <w:bookmarkEnd w:id="1"/>
@@ -6713,7 +6716,7 @@
           <w:bCs/>
           <w:lang w:val="en-AU"/>
         </w:rPr>
-        <w:t>[Project Name]</w:t>
+        <w:t>Discover Adelaide Korea</w:t>
       </w:r>
       <w:r>
         <w:rPr>
@@ -6751,7 +6754,7 @@
     <w:p>
       <w:pPr>
         <w:rPr>
-          <w:rFonts w:eastAsia="맑은 고딕" w:hint="eastAsia"/>
+          <w:rFonts w:eastAsia="맑은 고딕"/>
           <w:lang w:val="en-AU" w:eastAsia="ko-KR"/>
         </w:rPr>
       </w:pPr>
@@ -6790,7 +6793,7 @@
           <w:bCs/>
           <w:lang w:val="en-AU"/>
         </w:rPr>
-        <w:t>[Project Name]</w:t>
+        <w:t>Discover Adelaide Korea</w:t>
       </w:r>
       <w:r>
         <w:rPr>
@@ -7060,7 +7063,6 @@
         <w:rPr>
           <w:lang w:val="en-AU"/>
         </w:rPr>
-        <w:lastRenderedPageBreak/>
         <w:t>Detailed database design, API specifications, user interface design, deployment architecture, and implementation tasks are documented separately in their respective technical documents.</w:t>
       </w:r>
     </w:p>
@@ -7106,7 +7108,7 @@
           <w:bCs/>
           <w:lang w:val="en-AU"/>
         </w:rPr>
-        <w:t>[Project Name]</w:t>
+        <w:t>Discover Adelaide Korea</w:t>
       </w:r>
       <w:r>
         <w:rPr>
@@ -7271,7 +7273,6 @@
       </w:pPr>
       <w:bookmarkStart w:id="5" w:name="_Toc235196756"/>
       <w:r>
-        <w:lastRenderedPageBreak/>
         <w:t>2. Product Architecture Overview</w:t>
       </w:r>
       <w:bookmarkEnd w:id="5"/>
@@ -7315,7 +7316,7 @@
           <w:bCs/>
           <w:lang w:val="en-AU"/>
         </w:rPr>
-        <w:t>[Project Name]</w:t>
+        <w:t>Discover Adelaide Korea</w:t>
       </w:r>
       <w:r>
         <w:rPr>
@@ -7530,7 +7531,7 @@
           <w:lang w:val="en-AU"/>
         </w:rPr>
         <w:pict w14:anchorId="00FE92E9">
-          <v:rect id="_x0000_i1055" style="width:0;height:1.5pt" o:hralign="center" o:hrstd="t" o:hr="t" fillcolor="#a0a0a0" stroked="f"/>
+          <v:rect id="_x0000_i1025" style="width:0;height:1.5pt" o:hralign="center" o:hrstd="t" o:hr="t" fillcolor="#a0a0a0" stroked="f"/>
         </w:pict>
       </w:r>
     </w:p>
@@ -7616,7 +7617,6 @@
         <w:rPr>
           <w:lang w:val="en-AU"/>
         </w:rPr>
-        <w:lastRenderedPageBreak/>
         <w:t xml:space="preserve">Saved Favourites </w:t>
       </w:r>
     </w:p>
@@ -7648,7 +7648,7 @@
           <w:lang w:val="en-AU"/>
         </w:rPr>
         <w:pict w14:anchorId="4156A3C6">
-          <v:rect id="_x0000_i1056" style="width:0;height:1.5pt" o:hralign="center" o:hrstd="t" o:hr="t" fillcolor="#a0a0a0" stroked="f"/>
+          <v:rect id="_x0000_i1026" style="width:0;height:1.5pt" o:hralign="center" o:hrstd="t" o:hr="t" fillcolor="#a0a0a0" stroked="f"/>
         </w:pict>
       </w:r>
     </w:p>
@@ -7731,7 +7731,7 @@
           <w:lang w:val="en-AU"/>
         </w:rPr>
         <w:pict w14:anchorId="33D5C670">
-          <v:rect id="_x0000_i1057" style="width:0;height:1.5pt" o:hralign="center" o:hrstd="t" o:hr="t" fillcolor="#a0a0a0" stroked="f"/>
+          <v:rect id="_x0000_i1027" style="width:0;height:1.5pt" o:hralign="center" o:hrstd="t" o:hr="t" fillcolor="#a0a0a0" stroked="f"/>
         </w:pict>
       </w:r>
     </w:p>
@@ -7848,7 +7848,7 @@
           <w:lang w:val="en-AU"/>
         </w:rPr>
         <w:pict w14:anchorId="2B2A7E05">
-          <v:rect id="_x0000_i1058" style="width:0;height:1.5pt" o:hralign="center" o:hrstd="t" o:hr="t" fillcolor="#a0a0a0" stroked="f"/>
+          <v:rect id="_x0000_i1028" style="width:0;height:1.5pt" o:hralign="center" o:hrstd="t" o:hr="t" fillcolor="#a0a0a0" stroked="f"/>
         </w:pict>
       </w:r>
     </w:p>
@@ -7965,7 +7965,7 @@
           <w:lang w:val="en-AU"/>
         </w:rPr>
         <w:pict w14:anchorId="18315CA9">
-          <v:rect id="_x0000_i1059" style="width:0;height:1.5pt" o:hralign="center" o:hrstd="t" o:hr="t" fillcolor="#a0a0a0" stroked="f"/>
+          <v:rect id="_x0000_i1029" style="width:0;height:1.5pt" o:hralign="center" o:hrstd="t" o:hr="t" fillcolor="#a0a0a0" stroked="f"/>
         </w:pict>
       </w:r>
     </w:p>
@@ -8051,7 +8051,6 @@
         <w:rPr>
           <w:lang w:val="en-AU"/>
         </w:rPr>
-        <w:lastRenderedPageBreak/>
         <w:t>AI Content Summaries</w:t>
       </w:r>
     </w:p>
@@ -8192,7 +8191,6 @@
       </w:pPr>
       <w:bookmarkStart w:id="9" w:name="_Toc235196760"/>
       <w:r>
-        <w:lastRenderedPageBreak/>
         <w:t>3. Feature Prioritisation</w:t>
       </w:r>
       <w:bookmarkEnd w:id="9"/>
@@ -8225,7 +8223,7 @@
           <w:bCs/>
           <w:lang w:val="en-AU"/>
         </w:rPr>
-        <w:t>[Project Name]</w:t>
+        <w:t>Discover Adelaide Korea</w:t>
       </w:r>
       <w:r>
         <w:rPr>
@@ -8598,7 +8596,6 @@
       </w:pPr>
       <w:bookmarkStart w:id="11" w:name="_Toc235196762"/>
       <w:r>
-        <w:lastRenderedPageBreak/>
         <w:t>Should Have</w:t>
       </w:r>
       <w:bookmarkEnd w:id="11"/>
@@ -8990,14 +8987,13 @@
         <w:rPr>
           <w:lang w:val="en-AU"/>
         </w:rPr>
-        <w:lastRenderedPageBreak/>
         <w:t xml:space="preserve">Premium subscription features </w:t>
       </w:r>
     </w:p>
     <w:p>
       <w:pPr>
         <w:rPr>
-          <w:rFonts w:eastAsia="맑은 고딕" w:hint="eastAsia"/>
+          <w:rFonts w:eastAsia="맑은 고딕"/>
           <w:lang w:val="en-AU" w:eastAsia="ko-KR"/>
         </w:rPr>
       </w:pPr>
@@ -9251,7 +9247,7 @@
     <w:p>
       <w:pPr>
         <w:rPr>
-          <w:rFonts w:eastAsia="맑은 고딕" w:hint="eastAsia"/>
+          <w:rFonts w:eastAsia="맑은 고딕"/>
           <w:lang w:eastAsia="ko-KR"/>
         </w:rPr>
       </w:pPr>
@@ -9267,7 +9263,6 @@
       </w:pPr>
       <w:bookmarkStart w:id="14" w:name="_Toc235196765"/>
       <w:r>
-        <w:lastRenderedPageBreak/>
         <w:t>4. User Authentication</w:t>
       </w:r>
       <w:bookmarkEnd w:id="14"/>
@@ -9311,7 +9306,7 @@
     <w:p>
       <w:pPr>
         <w:rPr>
-          <w:rFonts w:eastAsia="맑은 고딕" w:hint="eastAsia"/>
+          <w:rFonts w:eastAsia="맑은 고딕"/>
           <w:lang w:val="en-AU" w:eastAsia="ko-KR"/>
         </w:rPr>
       </w:pPr>
@@ -9523,7 +9518,6 @@
           <w:numId w:val="25"/>
         </w:numPr>
         <w:rPr>
-          <w:rFonts w:hint="eastAsia"/>
           <w:lang w:val="en-AU"/>
         </w:rPr>
       </w:pPr>
@@ -9673,7 +9667,6 @@
         <w:rPr>
           <w:lang w:val="en-AU"/>
         </w:rPr>
-        <w:lastRenderedPageBreak/>
         <w:t xml:space="preserve">Prevent duplicate email addresses. </w:t>
       </w:r>
     </w:p>
@@ -10079,7 +10072,6 @@
         <w:rPr>
           <w:lang w:val="en-AU"/>
         </w:rPr>
-        <w:lastRenderedPageBreak/>
         <w:t xml:space="preserve">Registered users can log in successfully. </w:t>
       </w:r>
     </w:p>
@@ -10431,7 +10423,7 @@
     <w:p>
       <w:pPr>
         <w:rPr>
-          <w:rFonts w:eastAsia="맑은 고딕" w:hint="eastAsia"/>
+          <w:rFonts w:eastAsia="맑은 고딕"/>
           <w:lang w:val="en-AU" w:eastAsia="ko-KR"/>
         </w:rPr>
       </w:pPr>
@@ -10447,7 +10439,6 @@
       </w:pPr>
       <w:bookmarkStart w:id="21" w:name="_Toc235196772"/>
       <w:r>
-        <w:lastRenderedPageBreak/>
         <w:t>5. Local Information Search</w:t>
       </w:r>
       <w:bookmarkEnd w:id="21"/>
@@ -10803,7 +10794,6 @@
         <w:rPr>
           <w:lang w:val="en-AU"/>
         </w:rPr>
-        <w:lastRenderedPageBreak/>
         <w:t xml:space="preserve">Ignore letter case when searching. </w:t>
       </w:r>
     </w:p>
@@ -11611,7 +11601,6 @@
         <w:rPr>
           <w:lang w:val="en-AU"/>
         </w:rPr>
-        <w:lastRenderedPageBreak/>
         <w:t>Search shall include:</w:t>
       </w:r>
     </w:p>
@@ -12043,7 +12032,6 @@
         <w:rPr>
           <w:lang w:val="en-AU"/>
         </w:rPr>
-        <w:lastRenderedPageBreak/>
         <w:t xml:space="preserve">Shopping </w:t>
       </w:r>
     </w:p>
@@ -12475,7 +12463,6 @@
         <w:rPr>
           <w:lang w:val="en-AU"/>
         </w:rPr>
-        <w:lastRenderedPageBreak/>
         <w:t xml:space="preserve">Search ranking follows the defined priority rules. </w:t>
       </w:r>
     </w:p>
@@ -12537,7 +12524,6 @@
           <w:numId w:val="44"/>
         </w:numPr>
         <w:rPr>
-          <w:rFonts w:hint="eastAsia"/>
           <w:lang w:val="en-AU"/>
         </w:rPr>
       </w:pPr>
@@ -12787,7 +12773,6 @@
       </w:pPr>
       <w:bookmarkStart w:id="28" w:name="_Toc235196779"/>
       <w:r>
-        <w:lastRenderedPageBreak/>
         <w:t>6. Business &amp; Service Directory</w:t>
       </w:r>
       <w:bookmarkEnd w:id="28"/>
@@ -12831,7 +12816,7 @@
     <w:p>
       <w:pPr>
         <w:rPr>
-          <w:rFonts w:eastAsia="맑은 고딕" w:hint="eastAsia"/>
+          <w:rFonts w:eastAsia="맑은 고딕"/>
           <w:lang w:val="en-AU" w:eastAsia="ko-KR"/>
         </w:rPr>
       </w:pPr>
@@ -13185,7 +13170,6 @@
         <w:rPr>
           <w:lang w:val="en-AU"/>
         </w:rPr>
-        <w:lastRenderedPageBreak/>
         <w:t xml:space="preserve">Languages Spoken </w:t>
       </w:r>
     </w:p>
@@ -13601,7 +13585,6 @@
         <w:rPr>
           <w:lang w:val="en-AU"/>
         </w:rPr>
-        <w:lastRenderedPageBreak/>
         <w:t xml:space="preserve">Allied Health </w:t>
       </w:r>
     </w:p>
@@ -14044,7 +14027,6 @@
         <w:rPr>
           <w:lang w:val="en-AU"/>
         </w:rPr>
-        <w:lastRenderedPageBreak/>
         <w:t xml:space="preserve">Korean Markets </w:t>
       </w:r>
     </w:p>
@@ -14140,7 +14122,6 @@
           <w:numId w:val="60"/>
         </w:numPr>
         <w:rPr>
-          <w:rFonts w:hint="eastAsia"/>
           <w:lang w:val="en-AU"/>
         </w:rPr>
       </w:pPr>
@@ -14477,7 +14458,6 @@
           <w:bCs/>
           <w:lang w:val="en-AU"/>
         </w:rPr>
-        <w:lastRenderedPageBreak/>
         <w:t>Administration</w:t>
       </w:r>
     </w:p>
@@ -14522,7 +14502,6 @@
           <w:numId w:val="64"/>
         </w:numPr>
         <w:rPr>
-          <w:rFonts w:hint="eastAsia"/>
           <w:lang w:val="en-AU"/>
         </w:rPr>
       </w:pPr>
@@ -14701,7 +14680,6 @@
       </w:pPr>
       <w:bookmarkStart w:id="34" w:name="_Toc235196785"/>
       <w:r>
-        <w:lastRenderedPageBreak/>
         <w:t>7. Local Guides</w:t>
       </w:r>
       <w:bookmarkEnd w:id="34"/>
@@ -14745,7 +14723,7 @@
     <w:p>
       <w:pPr>
         <w:rPr>
-          <w:rFonts w:eastAsia="맑은 고딕" w:hint="eastAsia"/>
+          <w:rFonts w:eastAsia="맑은 고딕"/>
           <w:lang w:val="en-AU" w:eastAsia="ko-KR"/>
         </w:rPr>
       </w:pPr>
@@ -15082,7 +15060,6 @@
         <w:rPr>
           <w:lang w:val="en-AU"/>
         </w:rPr>
-        <w:lastRenderedPageBreak/>
         <w:t xml:space="preserve">Related Businesses </w:t>
       </w:r>
     </w:p>
@@ -15127,7 +15104,6 @@
           <w:numId w:val="69"/>
         </w:numPr>
         <w:rPr>
-          <w:rFonts w:hint="eastAsia"/>
           <w:lang w:val="en-AU"/>
         </w:rPr>
       </w:pPr>
@@ -15474,7 +15450,6 @@
           <w:numId w:val="73"/>
         </w:numPr>
         <w:rPr>
-          <w:rFonts w:hint="eastAsia"/>
           <w:lang w:val="en-AU"/>
         </w:rPr>
       </w:pPr>
@@ -15526,7 +15501,6 @@
           <w:rFonts w:eastAsia="맑은 고딕"/>
           <w:lang w:val="en-AU" w:eastAsia="ko-KR"/>
         </w:rPr>
-        <w:lastRenderedPageBreak/>
         <w:t xml:space="preserve">Users can browse guides without registration. </w:t>
       </w:r>
     </w:p>
@@ -15666,7 +15640,7 @@
     <w:p>
       <w:pPr>
         <w:rPr>
-          <w:rFonts w:eastAsia="맑은 고딕" w:hint="eastAsia"/>
+          <w:rFonts w:eastAsia="맑은 고딕"/>
           <w:lang w:val="en-AU" w:eastAsia="ko-KR"/>
         </w:rPr>
       </w:pPr>
@@ -15682,7 +15656,6 @@
       </w:pPr>
       <w:bookmarkStart w:id="39" w:name="_Toc235196790"/>
       <w:r>
-        <w:lastRenderedPageBreak/>
         <w:t>8. Interactive Maps</w:t>
       </w:r>
       <w:bookmarkEnd w:id="39"/>
@@ -15726,7 +15699,7 @@
     <w:p>
       <w:pPr>
         <w:rPr>
-          <w:rFonts w:eastAsia="맑은 고딕" w:hint="eastAsia"/>
+          <w:rFonts w:eastAsia="맑은 고딕"/>
           <w:lang w:val="en-AU" w:eastAsia="ko-KR"/>
         </w:rPr>
       </w:pPr>
@@ -16059,7 +16032,6 @@
         <w:rPr>
           <w:lang w:val="en-AU"/>
         </w:rPr>
-        <w:lastRenderedPageBreak/>
         <w:t xml:space="preserve">Distance </w:t>
       </w:r>
     </w:p>
@@ -16371,7 +16343,6 @@
       </w:pPr>
       <w:bookmarkStart w:id="43" w:name="_Toc235196794"/>
       <w:r>
-        <w:lastRenderedPageBreak/>
         <w:t>9. Community</w:t>
       </w:r>
       <w:bookmarkEnd w:id="43"/>
@@ -16415,7 +16386,7 @@
     <w:p>
       <w:pPr>
         <w:rPr>
-          <w:rFonts w:eastAsia="맑은 고딕" w:hint="eastAsia"/>
+          <w:rFonts w:eastAsia="맑은 고딕"/>
           <w:lang w:val="en-AU" w:eastAsia="ko-KR"/>
         </w:rPr>
       </w:pPr>
@@ -16740,7 +16711,6 @@
         <w:rPr>
           <w:lang w:val="en-AU"/>
         </w:rPr>
-        <w:lastRenderedPageBreak/>
         <w:t xml:space="preserve">Questions &amp; Answers </w:t>
       </w:r>
     </w:p>
@@ -17134,7 +17104,6 @@
         <w:rPr>
           <w:lang w:val="en-AU"/>
         </w:rPr>
-        <w:lastRenderedPageBreak/>
         <w:t xml:space="preserve">Edit or remove inappropriate posts </w:t>
       </w:r>
     </w:p>
@@ -17420,7 +17389,6 @@
           <w:numId w:val="88"/>
         </w:numPr>
         <w:rPr>
-          <w:rFonts w:hint="eastAsia"/>
           <w:lang w:val="en-AU"/>
         </w:rPr>
       </w:pPr>
@@ -17442,7 +17410,6 @@
       </w:pPr>
       <w:bookmarkStart w:id="49" w:name="_Toc235196800"/>
       <w:r>
-        <w:lastRenderedPageBreak/>
         <w:t>10. User Dashboard</w:t>
       </w:r>
       <w:bookmarkEnd w:id="49"/>
@@ -17486,7 +17453,7 @@
     <w:p>
       <w:pPr>
         <w:rPr>
-          <w:rFonts w:eastAsia="맑은 고딕" w:hint="eastAsia"/>
+          <w:rFonts w:eastAsia="맑은 고딕"/>
           <w:lang w:val="en-AU" w:eastAsia="ko-KR"/>
         </w:rPr>
       </w:pPr>
@@ -17719,7 +17686,7 @@
     <w:p>
       <w:pPr>
         <w:rPr>
-          <w:rFonts w:eastAsia="맑은 고딕" w:hint="eastAsia"/>
+          <w:rFonts w:eastAsia="맑은 고딕"/>
           <w:lang w:val="en-AU" w:eastAsia="ko-KR"/>
         </w:rPr>
       </w:pPr>
@@ -17814,7 +17781,6 @@
         <w:rPr>
           <w:lang w:val="en-AU"/>
         </w:rPr>
-        <w:lastRenderedPageBreak/>
         <w:t xml:space="preserve">Email Address </w:t>
       </w:r>
     </w:p>
@@ -18222,7 +18188,6 @@
           <w:rFonts w:eastAsia="맑은 고딕" w:hint="eastAsia"/>
           <w:lang w:eastAsia="ko-KR"/>
         </w:rPr>
-        <w:lastRenderedPageBreak/>
         <w:t>1</w:t>
       </w:r>
       <w:r>
@@ -18269,7 +18234,7 @@
     <w:p>
       <w:pPr>
         <w:rPr>
-          <w:rFonts w:eastAsia="맑은 고딕" w:hint="eastAsia"/>
+          <w:rFonts w:eastAsia="맑은 고딕"/>
           <w:lang w:val="en-AU" w:eastAsia="ko-KR"/>
         </w:rPr>
       </w:pPr>
@@ -18623,7 +18588,6 @@
         <w:rPr>
           <w:lang w:val="en-AU"/>
         </w:rPr>
-        <w:lastRenderedPageBreak/>
         <w:t xml:space="preserve">New feature releases </w:t>
       </w:r>
     </w:p>
@@ -19035,7 +18999,6 @@
         <w:rPr>
           <w:lang w:val="en-AU"/>
         </w:rPr>
-        <w:lastRenderedPageBreak/>
         <w:t xml:space="preserve">Manage email notification preferences. </w:t>
       </w:r>
     </w:p>
@@ -19234,7 +19197,6 @@
       </w:pPr>
       <w:bookmarkStart w:id="59" w:name="_Toc235196810"/>
       <w:r>
-        <w:lastRenderedPageBreak/>
         <w:t>12. AI-assisted Features (Optional MVP Enhancements)</w:t>
       </w:r>
       <w:bookmarkEnd w:id="59"/>
@@ -19278,7 +19240,7 @@
     <w:p>
       <w:pPr>
         <w:rPr>
-          <w:rFonts w:eastAsia="맑은 고딕" w:hint="eastAsia"/>
+          <w:rFonts w:eastAsia="맑은 고딕"/>
           <w:lang w:val="en-AU" w:eastAsia="ko-KR"/>
         </w:rPr>
       </w:pPr>
@@ -19545,7 +19507,7 @@
           <w:lang w:val="en-AU" w:eastAsia="ko-KR"/>
         </w:rPr>
         <w:pict w14:anchorId="789A637A">
-          <v:rect id="_x0000_i1083" style="width:0;height:1.5pt" o:hralign="center" o:hrstd="t" o:hr="t" fillcolor="#a0a0a0" stroked="f"/>
+          <v:rect id="_x0000_i1030" style="width:0;height:1.5pt" o:hralign="center" o:hrstd="t" o:hr="t" fillcolor="#a0a0a0" stroked="f"/>
         </w:pict>
       </w:r>
     </w:p>
@@ -19618,7 +19580,6 @@
           <w:rFonts w:eastAsia="맑은 고딕"/>
           <w:lang w:val="en-AU" w:eastAsia="ko-KR"/>
         </w:rPr>
-        <w:lastRenderedPageBreak/>
         <w:t xml:space="preserve">Local Guides </w:t>
       </w:r>
     </w:p>
@@ -19692,7 +19653,7 @@
           <w:lang w:val="en-AU" w:eastAsia="ko-KR"/>
         </w:rPr>
         <w:pict w14:anchorId="55E72898">
-          <v:rect id="_x0000_i1084" style="width:0;height:1.5pt" o:hralign="center" o:hrstd="t" o:hr="t" fillcolor="#a0a0a0" stroked="f"/>
+          <v:rect id="_x0000_i1031" style="width:0;height:1.5pt" o:hralign="center" o:hrstd="t" o:hr="t" fillcolor="#a0a0a0" stroked="f"/>
         </w:pict>
       </w:r>
     </w:p>
@@ -19800,7 +19761,7 @@
           <w:lang w:val="en-AU" w:eastAsia="ko-KR"/>
         </w:rPr>
         <w:pict w14:anchorId="200D3101">
-          <v:rect id="_x0000_i1085" style="width:0;height:1.5pt" o:hralign="center" o:hrstd="t" o:hr="t" fillcolor="#a0a0a0" stroked="f"/>
+          <v:rect id="_x0000_i1032" style="width:0;height:1.5pt" o:hralign="center" o:hrstd="t" o:hr="t" fillcolor="#a0a0a0" stroked="f"/>
         </w:pict>
       </w:r>
     </w:p>
@@ -19928,7 +19889,7 @@
     <w:p>
       <w:pPr>
         <w:rPr>
-          <w:rFonts w:eastAsia="맑은 고딕" w:hint="eastAsia"/>
+          <w:rFonts w:eastAsia="맑은 고딕"/>
           <w:lang w:val="en-AU" w:eastAsia="ko-KR"/>
         </w:rPr>
       </w:pPr>
@@ -20055,7 +20016,6 @@
         <w:rPr>
           <w:lang w:val="en-AU"/>
         </w:rPr>
-        <w:lastRenderedPageBreak/>
         <w:t xml:space="preserve">AI services should degrade gracefully if unavailable, ensuring all core platform features remain fully functional. </w:t>
       </w:r>
     </w:p>
@@ -20066,7 +20026,6 @@
           <w:numId w:val="111"/>
         </w:numPr>
         <w:rPr>
-          <w:rFonts w:hint="eastAsia"/>
           <w:lang w:val="en-AU"/>
         </w:rPr>
       </w:pPr>
@@ -20209,7 +20168,6 @@
           <w:numId w:val="112"/>
         </w:numPr>
         <w:rPr>
-          <w:rFonts w:hint="eastAsia"/>
           <w:lang w:val="en-AU"/>
         </w:rPr>
       </w:pPr>
@@ -20231,7 +20189,6 @@
       </w:pPr>
       <w:bookmarkStart w:id="64" w:name="_Toc235196815"/>
       <w:r>
-        <w:lastRenderedPageBreak/>
         <w:t>13. Admin CMS</w:t>
       </w:r>
       <w:bookmarkEnd w:id="64"/>
@@ -20275,7 +20232,7 @@
     <w:p>
       <w:pPr>
         <w:rPr>
-          <w:rFonts w:eastAsia="맑은 고딕" w:hint="eastAsia"/>
+          <w:rFonts w:eastAsia="맑은 고딕"/>
           <w:lang w:val="en-AU" w:eastAsia="ko-KR"/>
         </w:rPr>
       </w:pPr>
@@ -20563,7 +20520,6 @@
           <w:numId w:val="114"/>
         </w:numPr>
         <w:rPr>
-          <w:rFonts w:hint="eastAsia"/>
           <w:lang w:val="en-AU"/>
         </w:rPr>
       </w:pPr>
@@ -20607,7 +20563,6 @@
         <w:rPr>
           <w:lang w:val="en-AU"/>
         </w:rPr>
-        <w:lastRenderedPageBreak/>
         <w:t>Supported actions include:</w:t>
       </w:r>
     </w:p>
@@ -21020,7 +20975,7 @@
     <w:p>
       <w:pPr>
         <w:rPr>
-          <w:rFonts w:eastAsia="맑은 고딕" w:hint="eastAsia"/>
+          <w:rFonts w:eastAsia="맑은 고딕"/>
           <w:lang w:val="en-AU" w:eastAsia="ko-KR"/>
         </w:rPr>
       </w:pPr>
@@ -21028,7 +20983,6 @@
         <w:rPr>
           <w:lang w:val="en-AU"/>
         </w:rPr>
-        <w:lastRenderedPageBreak/>
         <w:t>The CMS should ensure that only authorised administrators can perform privileged actions.</w:t>
       </w:r>
     </w:p>
@@ -21487,7 +21441,6 @@
           <w:rFonts w:eastAsia="맑은 고딕"/>
           <w:lang w:val="en-AU" w:eastAsia="ko-KR"/>
         </w:rPr>
-        <w:lastRenderedPageBreak/>
         <w:t xml:space="preserve">Keyword filtering </w:t>
       </w:r>
     </w:p>
@@ -21718,7 +21671,7 @@
     <w:p>
       <w:pPr>
         <w:rPr>
-          <w:rFonts w:eastAsia="맑은 고딕" w:hint="eastAsia"/>
+          <w:rFonts w:eastAsia="맑은 고딕"/>
           <w:lang w:val="en-AU" w:eastAsia="ko-KR"/>
         </w:rPr>
       </w:pPr>
@@ -21734,7 +21687,6 @@
       </w:pPr>
       <w:bookmarkStart w:id="70" w:name="_Toc235196821"/>
       <w:r>
-        <w:lastRenderedPageBreak/>
         <w:t>14. Non-functional Requirements</w:t>
       </w:r>
       <w:bookmarkEnd w:id="70"/>
@@ -21850,7 +21802,6 @@
           <w:numId w:val="124"/>
         </w:numPr>
         <w:rPr>
-          <w:rFonts w:hint="eastAsia"/>
           <w:lang w:val="en-AU"/>
         </w:rPr>
       </w:pPr>
@@ -22100,14 +22051,13 @@
         <w:rPr>
           <w:lang w:val="en-AU"/>
         </w:rPr>
-        <w:lastRenderedPageBreak/>
         <w:t xml:space="preserve">Jobs, Marketplace, and Accommodation modules </w:t>
       </w:r>
     </w:p>
     <w:p>
       <w:pPr>
         <w:rPr>
-          <w:rFonts w:eastAsia="맑은 고딕" w:hint="eastAsia"/>
+          <w:rFonts w:eastAsia="맑은 고딕"/>
           <w:lang w:val="en-AU" w:eastAsia="ko-KR"/>
         </w:rPr>
       </w:pPr>
@@ -22259,7 +22209,7 @@
     <w:p>
       <w:pPr>
         <w:rPr>
-          <w:rFonts w:eastAsia="맑은 고딕" w:hint="eastAsia"/>
+          <w:rFonts w:eastAsia="맑은 고딕"/>
           <w:lang w:val="en-AU" w:eastAsia="ko-KR"/>
         </w:rPr>
       </w:pPr>
@@ -22525,7 +22475,6 @@
         <w:rPr>
           <w:lang w:val="en-AU"/>
         </w:rPr>
-        <w:lastRenderedPageBreak/>
         <w:t>SEO should be considered throughout development rather than added after implementation.</w:t>
       </w:r>
       <w:r>
@@ -22711,7 +22660,6 @@
           <w:numId w:val="129"/>
         </w:numPr>
         <w:rPr>
-          <w:rFonts w:hint="eastAsia"/>
           <w:lang w:val="en-AU"/>
         </w:rPr>
       </w:pPr>
@@ -22733,7 +22681,6 @@
       </w:pPr>
       <w:bookmarkStart w:id="77" w:name="_Toc235196828"/>
       <w:r>
-        <w:lastRenderedPageBreak/>
         <w:t>15. Security &amp; Privacy</w:t>
       </w:r>
       <w:bookmarkEnd w:id="77"/>
@@ -22866,7 +22813,6 @@
           <w:numId w:val="130"/>
         </w:numPr>
         <w:rPr>
-          <w:rFonts w:hint="eastAsia"/>
           <w:lang w:val="en-AU"/>
         </w:rPr>
       </w:pPr>
@@ -23082,7 +23028,7 @@
     <w:p>
       <w:pPr>
         <w:rPr>
-          <w:rFonts w:eastAsia="맑은 고딕" w:hint="eastAsia"/>
+          <w:rFonts w:eastAsia="맑은 고딕"/>
           <w:lang w:val="en-AU" w:eastAsia="ko-KR"/>
         </w:rPr>
       </w:pPr>
@@ -23113,7 +23059,6 @@
       </w:pPr>
       <w:bookmarkStart w:id="80" w:name="_Toc235196831"/>
       <w:r>
-        <w:lastRenderedPageBreak/>
         <w:t>Data Protection</w:t>
       </w:r>
       <w:bookmarkEnd w:id="80"/>
@@ -23300,7 +23245,7 @@
     <w:p>
       <w:pPr>
         <w:rPr>
-          <w:rFonts w:eastAsia="맑은 고딕" w:hint="eastAsia"/>
+          <w:rFonts w:eastAsia="맑은 고딕"/>
           <w:lang w:val="en-AU" w:eastAsia="ko-KR"/>
         </w:rPr>
       </w:pPr>
@@ -23480,7 +23425,6 @@
       </w:pPr>
       <w:bookmarkStart w:id="82" w:name="_Toc235196833"/>
       <w:r>
-        <w:lastRenderedPageBreak/>
         <w:t>16. Analytics &amp; Tracking</w:t>
       </w:r>
       <w:bookmarkEnd w:id="82"/>
@@ -23694,7 +23638,7 @@
     <w:p>
       <w:pPr>
         <w:rPr>
-          <w:rFonts w:eastAsia="맑은 고딕" w:hint="eastAsia"/>
+          <w:rFonts w:eastAsia="맑은 고딕"/>
           <w:lang w:val="en-AU" w:eastAsia="ko-KR"/>
         </w:rPr>
       </w:pPr>
@@ -23891,7 +23835,6 @@
         <w:rPr>
           <w:lang w:val="en-AU"/>
         </w:rPr>
-        <w:lastRenderedPageBreak/>
         <w:t xml:space="preserve">Guide completion rate </w:t>
       </w:r>
     </w:p>
@@ -23915,7 +23858,7 @@
     <w:p>
       <w:pPr>
         <w:rPr>
-          <w:rFonts w:eastAsia="맑은 고딕" w:hint="eastAsia"/>
+          <w:rFonts w:eastAsia="맑은 고딕"/>
           <w:lang w:val="en-AU" w:eastAsia="ko-KR"/>
         </w:rPr>
       </w:pPr>
@@ -24135,7 +24078,7 @@
     <w:p>
       <w:pPr>
         <w:rPr>
-          <w:rFonts w:eastAsia="맑은 고딕" w:hint="eastAsia"/>
+          <w:rFonts w:eastAsia="맑은 고딕"/>
           <w:lang w:val="en-AU" w:eastAsia="ko-KR"/>
         </w:rPr>
       </w:pPr>
@@ -24157,7 +24100,6 @@
       </w:pPr>
       <w:bookmarkStart w:id="86" w:name="_Toc235196837"/>
       <w:r>
-        <w:lastRenderedPageBreak/>
         <w:t>17. MVP Acceptance Criteria</w:t>
       </w:r>
       <w:bookmarkEnd w:id="86"/>
@@ -24590,7 +24532,6 @@
         <w:rPr>
           <w:lang w:val="en-AU"/>
         </w:rPr>
-        <w:lastRenderedPageBreak/>
         <w:t xml:space="preserve">Analytics tracking is operational. </w:t>
       </w:r>
     </w:p>
@@ -24994,7 +24935,6 @@
         <w:rPr>
           <w:lang w:val="en-AU"/>
         </w:rPr>
-        <w:lastRenderedPageBreak/>
         <w:t>The results of the MVP should be used to prioritise future development, including Jobs, Accommodation, Marketplace, and AI-assisted features.</w:t>
       </w:r>
     </w:p>
@@ -25010,7 +24950,6 @@
       </w:pPr>
       <w:bookmarkStart w:id="89" w:name="_Toc235196840"/>
       <w:r>
-        <w:lastRenderedPageBreak/>
         <w:t>18. Future Enhancements</w:t>
       </w:r>
       <w:bookmarkEnd w:id="89"/>
@@ -25439,7 +25378,6 @@
         <w:rPr>
           <w:lang w:val="en-AU"/>
         </w:rPr>
-        <w:lastRenderedPageBreak/>
         <w:t xml:space="preserve">Native iOS application </w:t>
       </w:r>
     </w:p>
@@ -25847,7 +25785,6 @@
         <w:rPr>
           <w:lang w:val="en-AU"/>
         </w:rPr>
-        <w:lastRenderedPageBreak/>
         <w:t xml:space="preserve">Canberra </w:t>
       </w:r>
     </w:p>
@@ -26284,7 +26221,6 @@
       </w:pPr>
       <w:bookmarkStart w:id="92" w:name="_Toc235196843"/>
       <w:r>
-        <w:lastRenderedPageBreak/>
         <w:t>19. References</w:t>
       </w:r>
       <w:bookmarkEnd w:id="92"/>
@@ -26464,7 +26400,7 @@
     <w:p>
       <w:pPr>
         <w:rPr>
-          <w:rFonts w:eastAsia="맑은 고딕" w:hint="eastAsia"/>
+          <w:rFonts w:eastAsia="맑은 고딕"/>
           <w:lang w:val="en-AU" w:eastAsia="ko-KR"/>
         </w:rPr>
       </w:pPr>
@@ -26691,7 +26627,6 @@
         <w:rPr>
           <w:lang w:val="en-AU"/>
         </w:rPr>
-        <w:lastRenderedPageBreak/>
         <w:t xml:space="preserve">Strengths </w:t>
       </w:r>
     </w:p>
@@ -50997,6 +50932,7 @@
   <w:style w:type="character" w:default="1" w:styleId="DefaultParagraphFont">
     <w:name w:val="Default Paragraph Font"/>
     <w:uiPriority w:val="1"/>
+    <w:semiHidden/>
     <w:unhideWhenUsed/>
   </w:style>
   <w:style w:type="table" w:default="1" w:styleId="TableNormal">
